--- a/src/preview_output/preview_cv.docx
+++ b/src/preview_output/preview_cv.docx
@@ -5,6 +5,7 @@
     <w:p>
       <w:r>
         <w:rPr>
+          <w:rFonts w:ascii="Times New Roman" w:hAnsi="Times New Roman" w:eastAsia="Times New Roman"/>
           <w:b/>
           <w:sz w:val="36"/>
         </w:rPr>
@@ -14,6 +15,7 @@
     <w:p>
       <w:r>
         <w:rPr>
+          <w:rFonts w:ascii="Times New Roman" w:hAnsi="Times New Roman" w:eastAsia="Times New Roman"/>
           <w:b/>
           <w:sz w:val="24"/>
         </w:rPr>
@@ -22,12 +24,16 @@
     </w:p>
     <w:p>
       <w:r>
-        <w:t>Carcassonne, France  |  +33 7 74 74 98 25  |  amaviganhenoc@gmail.com  |  portfolioamavigan.vercel.app</w:t>
+        <w:rPr>
+          <w:rFonts w:ascii="Times New Roman" w:hAnsi="Times New Roman" w:eastAsia="Times New Roman"/>
+        </w:rPr>
+        <w:t>Carcassonne, France  |  +33 7 74 74 98 25  |  amaviganhenoc@gmail.com  |  https://portfolioamavigan.vercel.app</w:t>
       </w:r>
     </w:p>
     <w:p>
       <w:r>
         <w:rPr>
+          <w:rFonts w:ascii="Times New Roman" w:hAnsi="Times New Roman" w:eastAsia="Times New Roman"/>
           <w:b/>
           <w:color w:val="1F3A5F"/>
         </w:rPr>
@@ -37,6 +43,7 @@
     <w:p>
       <w:r>
         <w:rPr>
+          <w:rFonts w:ascii="Times New Roman" w:hAnsi="Times New Roman" w:eastAsia="Times New Roman"/>
           <w:b/>
         </w:rPr>
         <w:t>2026 : 3e année de BUT Science de Données</w:t>
@@ -45,6 +52,7 @@
     <w:p>
       <w:r>
         <w:rPr>
+          <w:rFonts w:ascii="Times New Roman" w:hAnsi="Times New Roman" w:eastAsia="Times New Roman"/>
           <w:i/>
         </w:rPr>
         <w:t>Spécialité Exploration et Modélisation Statistique - IUT de Perpignan, Antenne de Carcassonne</w:t>
@@ -53,6 +61,7 @@
     <w:p>
       <w:r>
         <w:rPr>
+          <w:rFonts w:ascii="Times New Roman" w:hAnsi="Times New Roman" w:eastAsia="Times New Roman"/>
           <w:b/>
         </w:rPr>
         <w:t>2025 : Licence Professionnelle en Ingénierie Logicielle - niveau 3e année</w:t>
@@ -61,6 +70,7 @@
     <w:p>
       <w:r>
         <w:rPr>
+          <w:rFonts w:ascii="Times New Roman" w:hAnsi="Times New Roman" w:eastAsia="Times New Roman"/>
           <w:i/>
         </w:rPr>
         <w:t>École Polytechnique, Lomé, Togo</w:t>
@@ -69,6 +79,7 @@
     <w:p>
       <w:r>
         <w:rPr>
+          <w:rFonts w:ascii="Times New Roman" w:hAnsi="Times New Roman" w:eastAsia="Times New Roman"/>
           <w:b/>
         </w:rPr>
         <w:t>2022 : Baccalauréat C</w:t>
@@ -77,6 +88,7 @@
     <w:p>
       <w:r>
         <w:rPr>
+          <w:rFonts w:ascii="Times New Roman" w:hAnsi="Times New Roman" w:eastAsia="Times New Roman"/>
           <w:i/>
         </w:rPr>
         <w:t>Lycée d'enseignement général, Lomé, Togo - Mathématiques et physique</w:t>
@@ -85,6 +97,7 @@
     <w:p>
       <w:r>
         <w:rPr>
+          <w:rFonts w:ascii="Times New Roman" w:hAnsi="Times New Roman" w:eastAsia="Times New Roman"/>
           <w:b/>
           <w:color w:val="1F3A5F"/>
         </w:rPr>
@@ -94,72 +107,97 @@
     <w:p>
       <w:r>
         <w:rPr>
+          <w:rFonts w:ascii="Times New Roman" w:hAnsi="Times New Roman" w:eastAsia="Times New Roman"/>
           <w:b/>
         </w:rPr>
-        <w:t xml:space="preserve">Langages : </w:t>
+        <w:t xml:space="preserve">Langages: </w:t>
       </w:r>
       <w:r>
-        <w:t>Python, R, Java, JavaScript, TypeScript, C, C++, VBA</w:t>
+        <w:rPr>
+          <w:rFonts w:ascii="Times New Roman" w:hAnsi="Times New Roman" w:eastAsia="Times New Roman"/>
+        </w:rPr>
+        <w:t>Python, R, Java, JavaScript, TypeScript, C, C++, VBA, SQL</w:t>
       </w:r>
     </w:p>
     <w:p>
       <w:r>
         <w:rPr>
+          <w:rFonts w:ascii="Times New Roman" w:hAnsi="Times New Roman" w:eastAsia="Times New Roman"/>
           <w:b/>
         </w:rPr>
-        <w:t xml:space="preserve">Atouts : </w:t>
+        <w:t xml:space="preserve">Atouts: </w:t>
       </w:r>
       <w:r>
-        <w:t>Permis de conduire B, Aisance à l'oral et en présentation, Développement de solutions automatisées, Cartographie et visualisation de données, Rigueur et autonomie technique</w:t>
+        <w:rPr>
+          <w:rFonts w:ascii="Times New Roman" w:hAnsi="Times New Roman" w:eastAsia="Times New Roman"/>
+        </w:rPr>
+        <w:t>Permis de conduire B, Aisance à l'oral et en présentation, Développement de solutions automatisées, Cartographie et visualisation de données, Rigueur et autonomie technique, Méthodologie Agile / Scrum</w:t>
       </w:r>
     </w:p>
     <w:p>
       <w:r>
         <w:rPr>
+          <w:rFonts w:ascii="Times New Roman" w:hAnsi="Times New Roman" w:eastAsia="Times New Roman"/>
           <w:b/>
         </w:rPr>
-        <w:t xml:space="preserve">Langues : </w:t>
+        <w:t xml:space="preserve">Langues: </w:t>
       </w:r>
       <w:r>
+        <w:rPr>
+          <w:rFonts w:ascii="Times New Roman" w:hAnsi="Times New Roman" w:eastAsia="Times New Roman"/>
+        </w:rPr>
         <w:t>Anglais: niveau B2, Allemand: Goethe Zertifikat B2</w:t>
       </w:r>
     </w:p>
     <w:p>
       <w:r>
         <w:rPr>
+          <w:rFonts w:ascii="Times New Roman" w:hAnsi="Times New Roman" w:eastAsia="Times New Roman"/>
           <w:b/>
         </w:rPr>
-        <w:t xml:space="preserve">Outils : </w:t>
+        <w:t xml:space="preserve">Outils: </w:t>
       </w:r>
       <w:r>
-        <w:t>Nest.js, Next.js, Streamlit, Flask, Power BI, Excel, FME, GitHub, GitHub Actions, Docker, Linux, QGIS, ArcGIS, N8N, Matlab</w:t>
+        <w:rPr>
+          <w:rFonts w:ascii="Times New Roman" w:hAnsi="Times New Roman" w:eastAsia="Times New Roman"/>
+        </w:rPr>
+        <w:t>Pandas, NumPy, Matplotlib, Notions de Scikit-learn, TensorFlow, PyTorch, OpenCV, Nest.js, Next.js (React), Streamlit, Flask, Power BI, Excel, FME, GitHub, GitHub Actions, Docker, Linux, QGIS, ArcGIS, N8N, Matlab, Power Automate, notions de Kafka</w:t>
       </w:r>
     </w:p>
     <w:p>
       <w:r>
         <w:rPr>
+          <w:rFonts w:ascii="Times New Roman" w:hAnsi="Times New Roman" w:eastAsia="Times New Roman"/>
           <w:b/>
         </w:rPr>
-        <w:t xml:space="preserve">Bases de données : </w:t>
+        <w:t xml:space="preserve">Bases de données: </w:t>
       </w:r>
       <w:r>
-        <w:t>PostgreSQL, MySQL, Oracle</w:t>
+        <w:rPr>
+          <w:rFonts w:ascii="Times New Roman" w:hAnsi="Times New Roman" w:eastAsia="Times New Roman"/>
+        </w:rPr>
+        <w:t>PostgreSQL, MySQL, Oracle, Notions de NoSQL</w:t>
       </w:r>
     </w:p>
     <w:p>
       <w:r>
         <w:rPr>
+          <w:rFonts w:ascii="Times New Roman" w:hAnsi="Times New Roman" w:eastAsia="Times New Roman"/>
           <w:b/>
         </w:rPr>
-        <w:t xml:space="preserve">Loisirs : </w:t>
+        <w:t xml:space="preserve">Loisirs: </w:t>
       </w:r>
       <w:r>
+        <w:rPr>
+          <w:rFonts w:ascii="Times New Roman" w:hAnsi="Times New Roman" w:eastAsia="Times New Roman"/>
+        </w:rPr>
         <w:t>Guitare basse et du tuba, Cuisine : pâtisserie</w:t>
       </w:r>
     </w:p>
     <w:p>
       <w:r>
         <w:rPr>
+          <w:rFonts w:ascii="Times New Roman" w:hAnsi="Times New Roman" w:eastAsia="Times New Roman"/>
           <w:b/>
           <w:color w:val="1F3A5F"/>
         </w:rPr>
@@ -169,6 +207,7 @@
     <w:p>
       <w:r>
         <w:rPr>
+          <w:rFonts w:ascii="Times New Roman" w:hAnsi="Times New Roman" w:eastAsia="Times New Roman"/>
           <w:b/>
         </w:rPr>
         <w:t>Tuteur en informatique</w:t>
@@ -177,9 +216,10 @@
     <w:p>
       <w:r>
         <w:rPr>
+          <w:rFonts w:ascii="Times New Roman" w:hAnsi="Times New Roman" w:eastAsia="Times New Roman"/>
           <w:i/>
         </w:rPr>
-        <w:t>IUT de Perpignan, Antenne de Carcassonne | Depuis septembre 2026</w:t>
+        <w:t>IUT de Perpignan, Antenne de Carcassonne, Depuis septembre 2026</w:t>
       </w:r>
     </w:p>
     <w:p>
@@ -188,18 +228,21 @@
       </w:pPr>
       <w:r>
         <w:rPr>
+          <w:rFonts w:ascii="Times New Roman" w:hAnsi="Times New Roman" w:eastAsia="Times New Roman"/>
           <w:b w:val="0"/>
         </w:rPr>
         <w:t xml:space="preserve">Accompagnement pédagogique des étudiants de BUT SD en </w:t>
       </w:r>
       <w:r>
         <w:rPr>
+          <w:rFonts w:ascii="Times New Roman" w:hAnsi="Times New Roman" w:eastAsia="Times New Roman"/>
           <w:b/>
         </w:rPr>
         <w:t>programmation Python, R</w:t>
       </w:r>
       <w:r>
         <w:rPr>
+          <w:rFonts w:ascii="Times New Roman" w:hAnsi="Times New Roman" w:eastAsia="Times New Roman"/>
           <w:b w:val="0"/>
         </w:rPr>
         <w:t xml:space="preserve"> et autres langages</w:t>
@@ -208,6 +251,7 @@
     <w:p>
       <w:r>
         <w:rPr>
+          <w:rFonts w:ascii="Times New Roman" w:hAnsi="Times New Roman" w:eastAsia="Times New Roman"/>
           <w:b/>
         </w:rPr>
         <w:t>Analyse des flux de dépôt de poussières sahariennes - Golfe du Lion (1959-2024)</w:t>
@@ -216,9 +260,10 @@
     <w:p>
       <w:r>
         <w:rPr>
+          <w:rFonts w:ascii="Times New Roman" w:hAnsi="Times New Roman" w:eastAsia="Times New Roman"/>
           <w:i/>
         </w:rPr>
-        <w:t>Projet en climatologie et analyse de données, CEFREM | avril 2026 - juin 2026</w:t>
+        <w:t>CEFREM, avril 2026 - juin 2026</w:t>
       </w:r>
     </w:p>
     <w:p>
@@ -227,18 +272,21 @@
       </w:pPr>
       <w:r>
         <w:rPr>
+          <w:rFonts w:ascii="Times New Roman" w:hAnsi="Times New Roman" w:eastAsia="Times New Roman"/>
           <w:b w:val="0"/>
         </w:rPr>
         <w:t xml:space="preserve">Construction d'un </w:t>
       </w:r>
       <w:r>
         <w:rPr>
+          <w:rFonts w:ascii="Times New Roman" w:hAnsi="Times New Roman" w:eastAsia="Times New Roman"/>
           <w:b/>
         </w:rPr>
         <w:t>pipeline Python</w:t>
       </w:r>
       <w:r>
         <w:rPr>
+          <w:rFonts w:ascii="Times New Roman" w:hAnsi="Times New Roman" w:eastAsia="Times New Roman"/>
           <w:b w:val="0"/>
         </w:rPr>
         <w:t xml:space="preserve"> complet (xarray, pandas, matplotlib) pour croiser 3 sources de données hétérogènes : modèle régional ALADIN, réanalyse CAMS et observations terrain MOOSE</w:t>
@@ -250,6 +298,7 @@
       </w:pPr>
       <w:r>
         <w:rPr>
+          <w:rFonts w:ascii="Times New Roman" w:hAnsi="Times New Roman" w:eastAsia="Times New Roman"/>
           <w:b w:val="0"/>
         </w:rPr>
         <w:t>Calcul des flux annuels de dépôt sec et humide sur 66 ans de données, et quantification des biais relatifs ALADIN vs observations aux stations Cap Bear et Cap Frioul (jusqu'à ±132%)</w:t>
@@ -261,30 +310,35 @@
       </w:pPr>
       <w:r>
         <w:rPr>
+          <w:rFonts w:ascii="Times New Roman" w:hAnsi="Times New Roman" w:eastAsia="Times New Roman"/>
           <w:b w:val="0"/>
         </w:rPr>
         <w:t xml:space="preserve">Calcul de </w:t>
       </w:r>
       <w:r>
         <w:rPr>
+          <w:rFonts w:ascii="Times New Roman" w:hAnsi="Times New Roman" w:eastAsia="Times New Roman"/>
           <w:b/>
         </w:rPr>
         <w:t>tendance linéaire</w:t>
       </w:r>
       <w:r>
         <w:rPr>
+          <w:rFonts w:ascii="Times New Roman" w:hAnsi="Times New Roman" w:eastAsia="Times New Roman"/>
           <w:b w:val="0"/>
         </w:rPr>
         <w:t xml:space="preserve"> sur la grille ALADIN et </w:t>
       </w:r>
       <w:r>
         <w:rPr>
+          <w:rFonts w:ascii="Times New Roman" w:hAnsi="Times New Roman" w:eastAsia="Times New Roman"/>
           <w:b/>
         </w:rPr>
         <w:t>cartographie spatiale</w:t>
       </w:r>
       <w:r>
         <w:rPr>
+          <w:rFonts w:ascii="Times New Roman" w:hAnsi="Times New Roman" w:eastAsia="Times New Roman"/>
           <w:b w:val="0"/>
         </w:rPr>
         <w:t xml:space="preserve"> des résultats sur le domaine Golfe du Lion</w:t>
@@ -296,6 +350,7 @@
       </w:pPr>
       <w:r>
         <w:rPr>
+          <w:rFonts w:ascii="Times New Roman" w:hAnsi="Times New Roman" w:eastAsia="Times New Roman"/>
           <w:b w:val="0"/>
         </w:rPr>
         <w:t>Production de figures (saisonnières, décennales, annuelles, ...) prêtes pour une publication scientifique</w:t>
@@ -304,6 +359,7 @@
     <w:p>
       <w:r>
         <w:rPr>
+          <w:rFonts w:ascii="Times New Roman" w:hAnsi="Times New Roman" w:eastAsia="Times New Roman"/>
           <w:b/>
         </w:rPr>
         <w:t>Segmentation des morsures et cartographie des pits sur ossements</w:t>
@@ -312,9 +368,10 @@
     <w:p>
       <w:r>
         <w:rPr>
+          <w:rFonts w:ascii="Times New Roman" w:hAnsi="Times New Roman" w:eastAsia="Times New Roman"/>
           <w:i/>
         </w:rPr>
-        <w:t>Projet de recherche taphonomique, CEFREM | avril 2026 - juin 2026</w:t>
+        <w:t>CEFREM, avril 2026 - juin 2026</w:t>
       </w:r>
     </w:p>
     <w:p>
@@ -323,18 +380,21 @@
       </w:pPr>
       <w:r>
         <w:rPr>
+          <w:rFonts w:ascii="Times New Roman" w:hAnsi="Times New Roman" w:eastAsia="Times New Roman"/>
           <w:b w:val="0"/>
         </w:rPr>
         <w:t xml:space="preserve">Développement d'un </w:t>
       </w:r>
       <w:r>
         <w:rPr>
+          <w:rFonts w:ascii="Times New Roman" w:hAnsi="Times New Roman" w:eastAsia="Times New Roman"/>
           <w:b/>
         </w:rPr>
         <w:t>pipeline de segmentation</w:t>
       </w:r>
       <w:r>
         <w:rPr>
+          <w:rFonts w:ascii="Times New Roman" w:hAnsi="Times New Roman" w:eastAsia="Times New Roman"/>
           <w:b w:val="0"/>
         </w:rPr>
         <w:t xml:space="preserve"> automatique (SAM2 + CLAHE + filtres morphologiques) sur des images TIFF d'ossements de lycaon - taux de détection &gt; 85 %</w:t>
@@ -346,6 +406,7 @@
       </w:pPr>
       <w:r>
         <w:rPr>
+          <w:rFonts w:ascii="Times New Roman" w:hAnsi="Times New Roman" w:eastAsia="Times New Roman"/>
           <w:b w:val="0"/>
         </w:rPr>
         <w:t>Distinction de 3 zones fonctionnelles (contour, zone polie, zone broyée) par analyse de luminance LAB et variance locale</w:t>
@@ -357,6 +418,7 @@
       </w:pPr>
       <w:r>
         <w:rPr>
+          <w:rFonts w:ascii="Times New Roman" w:hAnsi="Times New Roman" w:eastAsia="Times New Roman"/>
           <w:b w:val="0"/>
         </w:rPr>
         <w:t>Représentation géospatiale complète : chargement de shapefiles et GeoJSON (GeoPandas, Shapely), jointure avec mesures métriques Leica sur 4 types d'os longs</w:t>
@@ -368,18 +430,21 @@
       </w:pPr>
       <w:r>
         <w:rPr>
+          <w:rFonts w:ascii="Times New Roman" w:hAnsi="Times New Roman" w:eastAsia="Times New Roman"/>
           <w:b w:val="0"/>
         </w:rPr>
         <w:t xml:space="preserve">Résultats présentés au </w:t>
       </w:r>
       <w:r>
         <w:rPr>
+          <w:rFonts w:ascii="Times New Roman" w:hAnsi="Times New Roman" w:eastAsia="Times New Roman"/>
           <w:b/>
         </w:rPr>
         <w:t>11th Postgraduate ZooArchaeology Forum</w:t>
       </w:r>
       <w:r>
         <w:rPr>
+          <w:rFonts w:ascii="Times New Roman" w:hAnsi="Times New Roman" w:eastAsia="Times New Roman"/>
           <w:b w:val="0"/>
         </w:rPr>
         <w:t>, Université de Lisbonne, du 16 au 19 juin 2026</w:t>
@@ -388,6 +453,7 @@
     <w:p>
       <w:r>
         <w:rPr>
+          <w:rFonts w:ascii="Times New Roman" w:hAnsi="Times New Roman" w:eastAsia="Times New Roman"/>
           <w:b/>
         </w:rPr>
         <w:t>Projet ANTICI'PYR - Modélisation de niches écologiques et dashboard géospatial</w:t>
@@ -396,9 +462,10 @@
     <w:p>
       <w:r>
         <w:rPr>
+          <w:rFonts w:ascii="Times New Roman" w:hAnsi="Times New Roman" w:eastAsia="Times New Roman"/>
           <w:i/>
         </w:rPr>
-        <w:t>Stage en data science géospatiale, CEFREM | avril 2026 - mai 2026</w:t>
+        <w:t>CEFREM, avril 2026 - mai 2026</w:t>
       </w:r>
     </w:p>
     <w:p>
@@ -407,18 +474,21 @@
       </w:pPr>
       <w:r>
         <w:rPr>
+          <w:rFonts w:ascii="Times New Roman" w:hAnsi="Times New Roman" w:eastAsia="Times New Roman"/>
           <w:b w:val="0"/>
         </w:rPr>
         <w:t xml:space="preserve">Développement d'un </w:t>
       </w:r>
       <w:r>
         <w:rPr>
+          <w:rFonts w:ascii="Times New Roman" w:hAnsi="Times New Roman" w:eastAsia="Times New Roman"/>
           <w:b/>
         </w:rPr>
         <w:t>dashboard interactif Streamlit</w:t>
       </w:r>
       <w:r>
         <w:rPr>
+          <w:rFonts w:ascii="Times New Roman" w:hAnsi="Times New Roman" w:eastAsia="Times New Roman"/>
           <w:b w:val="0"/>
         </w:rPr>
         <w:t xml:space="preserve"> pour visualiser la distribution de 59 espèces floristiques pyrénéennes sous 4 scénarios climatiques SSP (2030-2090)</w:t>
@@ -430,6 +500,7 @@
       </w:pPr>
       <w:r>
         <w:rPr>
+          <w:rFonts w:ascii="Times New Roman" w:hAnsi="Times New Roman" w:eastAsia="Times New Roman"/>
           <w:b w:val="0"/>
         </w:rPr>
         <w:t>Implémentation d'un système de cartographie raster géoréférencée (Cartopy, Folium, GeoPandas) avec rendu RGBA sans déformation de projection</w:t>
@@ -441,18 +512,21 @@
       </w:pPr>
       <w:r>
         <w:rPr>
+          <w:rFonts w:ascii="Times New Roman" w:hAnsi="Times New Roman" w:eastAsia="Times New Roman"/>
           <w:b w:val="0"/>
         </w:rPr>
         <w:t xml:space="preserve">Conception d'une </w:t>
       </w:r>
       <w:r>
         <w:rPr>
+          <w:rFonts w:ascii="Times New Roman" w:hAnsi="Times New Roman" w:eastAsia="Times New Roman"/>
           <w:b/>
         </w:rPr>
         <w:t>interface multilingue</w:t>
       </w:r>
       <w:r>
         <w:rPr>
+          <w:rFonts w:ascii="Times New Roman" w:hAnsi="Times New Roman" w:eastAsia="Times New Roman"/>
           <w:b w:val="0"/>
         </w:rPr>
         <w:t xml:space="preserve"> (FR, EN, ES, CAT) et d'un espace d'administration permettant l'ajout autonome d'espèces sans modification du code</w:t>
@@ -464,6 +538,7 @@
       </w:pPr>
       <w:r>
         <w:rPr>
+          <w:rFonts w:ascii="Times New Roman" w:hAnsi="Times New Roman" w:eastAsia="Times New Roman"/>
           <w:b w:val="0"/>
         </w:rPr>
         <w:t>Intégration de l'interface à la plateforme FloraLab+ : floralab.eu/modelisation-de-niches-ecologiques</w:t>
@@ -842,6 +917,9 @@
     <w:name w:val="Normal"/>
     <w:qFormat/>
     <w:rsid w:val="00FC693F"/>
+    <w:rPr>
+      <w:rFonts w:ascii="Times New Roman" w:hAnsi="Times New Roman" w:eastAsia="Times New Roman"/>
+    </w:rPr>
   </w:style>
   <w:style w:type="paragraph" w:styleId="Header">
     <w:name w:val="header"/>
